--- a/Отчет_GIT_Танбаев.docx
+++ b/Отчет_GIT_Танбаев.docx
@@ -446,7 +446,7 @@
         <w:pStyle w:val="3"/>
         <w:spacing w:line="360" w:lineRule="auto"/>
         <w:ind w:firstLine="709"/>
-        <w:jc w:val="both"/>
+        <w:jc w:val="center"/>
         <w:rPr>
           <w:rFonts w:ascii="Times New Roman" w:hAnsi="Times New Roman" w:cs="Times New Roman"/>
         </w:rPr>
@@ -817,7 +817,7 @@
         <w:pStyle w:val="3"/>
         <w:spacing w:line="360" w:lineRule="auto"/>
         <w:ind w:firstLine="709"/>
-        <w:jc w:val="both"/>
+        <w:jc w:val="center"/>
         <w:rPr>
           <w:rFonts w:ascii="Times New Roman" w:hAnsi="Times New Roman" w:cs="Times New Roman"/>
         </w:rPr>
@@ -4114,8 +4114,6 @@
         </w:rPr>
         <w:t>Танбаев</w:t>
       </w:r>
-      <w:bookmarkStart w:id="0" w:name="_GoBack"/>
-      <w:bookmarkEnd w:id="0"/>
       <w:proofErr w:type="spellEnd"/>
     </w:p>
     <w:p>
@@ -4208,7 +4206,7 @@
         <w:pStyle w:val="3"/>
         <w:spacing w:line="360" w:lineRule="auto"/>
         <w:ind w:firstLine="709"/>
-        <w:jc w:val="both"/>
+        <w:jc w:val="center"/>
         <w:rPr>
           <w:rFonts w:ascii="Times New Roman" w:hAnsi="Times New Roman" w:cs="Times New Roman"/>
         </w:rPr>
@@ -4414,6 +4412,8 @@
           <w:szCs w:val="28"/>
         </w:rPr>
       </w:pPr>
+      <w:bookmarkStart w:id="0" w:name="_GoBack"/>
+      <w:bookmarkEnd w:id="0"/>
     </w:p>
     <w:sectPr>
       <w:pgSz w:w="12240" w:h="15840"/>
